--- a/docs/FleetPulse_Solution_Document.docx
+++ b/docs/FleetPulse_Solution_Document.docx
@@ -921,7 +921,7 @@
         <w:t>What is distinctive.</w:t>
       </w:r>
       <w:r>
-        <w:t xml:space="preserve"> Declarative OEM adapters (a new format is a spec, not code); rotating Bloom-filter dedup plus deterministic IDs for effectively-once results over at-least-once transport; defence-in-depth tenant isolation (JWT → row-level security → ClickHouse row policy); calibrated per-component risk with plain-language reasons; a copilot whose tools run under the user's permissions and can only propose actions; a hash-chained audit log and a right-to-erasure API.</w:t>
+        <w:t xml:space="preserve"> Declarative OEM adapters (a new format is a spec, not code); rotating Bloom-filter dedup plus deterministic IDs for effectively-once results over at-least-once transport; defence-in-depth tenant isolation (JWT → row-level security → ClickHouse row policy); calibrated per-component risk with plain-language reasons; a provider-agnostic copilot (free or self-hosted models work) whose tools run under the user's permissions and can only propose actions; a hash-chained audit log and a right-to-erasure API.</w:t>
       </w:r>
     </w:p>
     <w:p>
@@ -7928,7 +7928,7 @@
       <w:r>
         <w:drawing>
           <wp:inline xmlns:a="http://schemas.openxmlformats.org/drawingml/2006/main" xmlns:pic="http://schemas.openxmlformats.org/drawingml/2006/picture">
-            <wp:extent cx="4206240" cy="2779648"/>
+            <wp:extent cx="4206240" cy="2772378"/>
             <wp:docPr id="3" name="Picture 3"/>
             <wp:cNvGraphicFramePr>
               <a:graphicFrameLocks noChangeAspect="1"/>
@@ -7949,7 +7949,7 @@
                   <pic:spPr>
                     <a:xfrm>
                       <a:off x="0" y="0"/>
-                      <a:ext cx="4206240" cy="2779648"/>
+                      <a:ext cx="4206240" cy="2772378"/>
                     </a:xfrm>
                     <a:prstGeom prst="rect"/>
                   </pic:spPr>
@@ -7983,7 +7983,7 @@
       <w:r>
         <w:drawing>
           <wp:inline xmlns:a="http://schemas.openxmlformats.org/drawingml/2006/main" xmlns:pic="http://schemas.openxmlformats.org/drawingml/2006/picture">
-            <wp:extent cx="5852160" cy="3296197"/>
+            <wp:extent cx="5852160" cy="3438577"/>
             <wp:docPr id="4" name="Picture 4"/>
             <wp:cNvGraphicFramePr>
               <a:graphicFrameLocks noChangeAspect="1"/>
@@ -8004,7 +8004,7 @@
                   <pic:spPr>
                     <a:xfrm>
                       <a:off x="0" y="0"/>
-                      <a:ext cx="5852160" cy="3296197"/>
+                      <a:ext cx="5852160" cy="3438577"/>
                     </a:xfrm>
                     <a:prstGeom prst="rect"/>
                   </pic:spPr>
@@ -9886,7 +9886,7 @@
               <w:rPr>
                 <w:sz w:val="18"/>
               </w:rPr>
-              <w:t>scikit-learn HistGradientBoosting per component; Claude (Messages API, tool use); pgvector</w:t>
+              <w:t>scikit-learn HistGradientBoosting per component; provider-agnostic LLM tool use (any OpenAI-compatible endpoint, e.g. free Groq, Gemini, OpenRouter or local Ollama, or Claude); pgvector</w:t>
             </w:r>
           </w:p>
         </w:tc>
@@ -9915,7 +9915,7 @@
               <w:rPr>
                 <w:sz w:val="18"/>
               </w:rPr>
-              <w:t>Boosted trees handle missing sensor families and non-linearity, fast and explainable. Claude for tool-using reasoning with server-side fallbacks. Rejected deep sequence models (data size, explainability).</w:t>
+              <w:t>Boosted trees handle missing sensor families and non-linearity, fast and explainable. The copilot works with free or self-hosted models and degrades to an offline planner, so no paid API is required. Rejected deep sequence models (data size, explainability) and lock-in to one LLM vendor.</w:t>
             </w:r>
           </w:p>
         </w:tc>
@@ -21066,7 +21066,7 @@
         <w:t>AI safety.</w:t>
       </w:r>
       <w:r>
-        <w:t xml:space="preserve"> Prompt-injection screen before the model; tools restricted to the user's permissions and RLS; write actions only as proposals approved by a maintenance manager (viewers get 403); ungrounded VINs redacted; tool-call and token budgets; every question, tool call and proposal in the audit chain; offline planner if the model is unavailable.</w:t>
+        <w:t xml:space="preserve"> Prompt-injection screen before the model; tools restricted to the user's permissions and RLS; write actions only as proposals approved by a maintenance manager (viewers get 403); ungrounded VINs redacted; tool-call and token budgets; every question, tool call and proposal in the audit chain; any provider error or rate limit falls back to the offline planner behind a circuit breaker.</w:t>
       </w:r>
     </w:p>
     <w:p>
@@ -21364,7 +21364,7 @@
               <w:rPr>
                 <w:sz w:val="18"/>
               </w:rPr>
-              <w:t>go test -race, pytest, fakeredis, Vitest</w:t>
+              <w:t>go test -race, pytest, fakeredis, httpx mock, Vitest</w:t>
             </w:r>
           </w:p>
         </w:tc>
@@ -21393,7 +21393,7 @@
               <w:rPr>
                 <w:sz w:val="18"/>
               </w:rPr>
-              <w:t>84 Go, 34 API, 10 analytics, 14 web</w:t>
+              <w:t>84 Go, 47 API, 10 analytics, 14 web</w:t>
             </w:r>
           </w:p>
         </w:tc>
@@ -21422,7 +21422,7 @@
               <w:rPr>
                 <w:sz w:val="18"/>
               </w:rPr>
-              <w:t>Coverage: Go 84.3%, API 87%, analytics 90% (gates 80%)</w:t>
+              <w:t>Coverage: Go 84.3%, API 88%, analytics 90% (gates 80%)</w:t>
             </w:r>
           </w:p>
         </w:tc>
@@ -22742,7 +22742,7 @@
         <w:t>Model / agent design.</w:t>
       </w:r>
       <w:r>
-        <w:t xml:space="preserve"> One HistGradientBoostingClassifier per component, noisy-OR combination, negatives down-sampled to 25% and prior-corrected, impossible components zeroed, top feature contributions rendered as reasons. Copilot: Claude via the Messages API with a manual tool-use loop (model configurable, default claude-opus-5-5; server-side model fallbacks; cached system prompt); 8 tools (fleet summary, at-risk vehicles, vehicle health, alerts, fault knowledge search, idle cost, driver safety, propose work order), each mapped to a permission and executed under RLS; knowledge base in pgvector (HNSW, cosine) with deterministic 256-d feature-hashing embeddings.</w:t>
+        <w:t xml:space="preserve"> One HistGradientBoostingClassifier per component, noisy-OR combination, negatives down-sampled to 25% and prior-corrected, impossible components zeroed, top feature contributions rendered as reasons. Copilot: a provider-agnostic manual tool-use loop over any OpenAI-compatible chat-completions endpoint (free tiers of Groq, Google Gemini or OpenRouter, a local Ollama) or Claude's Messages API, selected by configuration; 8 tools (fleet summary, at-risk vehicles, vehicle health, alerts, fault knowledge search, idle cost, driver safety, propose work order), each mapped to a permission and executed under RLS; knowledge base in pgvector (HNSW, cosine) with deterministic 256-d feature-hashing embeddings.</w:t>
       </w:r>
     </w:p>
     <w:p>
@@ -23534,7 +23534,7 @@
         <w:t>Guardrails &amp; cost.</w:t>
       </w:r>
       <w:r>
-        <w:t xml:space="preserve"> Failure handling: model fallbacks, then a deterministic offline planner using the same tools. Hallucination checks: VINs must appear in the question or tool results, otherwise redacted. Human in the loop: proposals approved by a maintenance manager; one pending proposal per vehicle. Limits: 2,000-character input, 6 tool calls per question, bounded output tokens. Cost: token usage per answer recorded and priced at configurable list prices, exported to Prometheus. Latency: offline answers 10–100 ms (measured); LLM mode was not exercised on the build machine (no API key) and is off every real-time path.</w:t>
+        <w:t xml:space="preserve"> Failure handling: model fallbacks, then a deterministic offline planner using the same tools. Hallucination checks: VINs must appear in the question or tool results, otherwise redacted. Human in the loop: proposals approved by a maintenance manager; one pending proposal per vehicle. Limits: 2,000-character input, 6 tool calls per question, bounded output tokens. Cost: token usage per answer recorded and priced (free endpoints default to $0), exported to Prometheus. Latency: offline answers 10–100 ms (measured). The LLM loop is unit-tested against a mocked OpenAI-compatible server and was run end to end through the API against a stand-in server with the real tools; no live provider was called on the build machine (no key). It is off every real-time path.</w:t>
       </w:r>
     </w:p>
     <w:p>
@@ -24785,7 +24785,7 @@
         <w:spacing w:after="90" w:line="290" w:lineRule="auto"/>
       </w:pPr>
       <w:r>
-        <w:t>Security scans and the 2-hour soak are configured but were not executed on the build machine; LLM copilot mode untested without an API key.</w:t>
+        <w:t>Security scans and the 2-hour soak are configured but were not executed on the build machine; the copilot's LLM loop was tested against mocked and stand-in providers, not a live one.</w:t>
       </w:r>
     </w:p>
     <w:p>
@@ -26852,7 +26852,7 @@
         <w:t>AI tools used.</w:t>
       </w:r>
       <w:r>
-        <w:t xml:space="preserve"> Claude Code (AI coding assistant) was used throughout, under the team's direction and review, for code, tests, infrastructure, documentation and this document. The Claude API powers the optional runtime copilot.</w:t>
+        <w:t xml:space="preserve"> Claude Code (AI coding assistant) was used throughout, under the team's direction and review, for code, tests, infrastructure, documentation and this document. The optional runtime copilot uses whichever LLM the operator configures (any OpenAI-compatible provider, e.g. a free tier, or Claude); without one it answers with the offline planner.</w:t>
       </w:r>
     </w:p>
     <w:p>

--- a/docs/FleetPulse_Solution_Document.docx
+++ b/docs/FleetPulse_Solution_Document.docx
@@ -21393,7 +21393,7 @@
               <w:rPr>
                 <w:sz w:val="18"/>
               </w:rPr>
-              <w:t>84 Go, 47 API, 10 analytics, 14 web</w:t>
+              <w:t>84 Go, 63 API, 10 analytics, 16 web</w:t>
             </w:r>
           </w:p>
         </w:tc>
@@ -26830,7 +26830,7 @@
               <w:rPr>
                 <w:sz w:val="18"/>
               </w:rPr>
-              <w:t>React, React Router, TanStack Query, Recharts, Tailwind, Vite (MIT); Leaflet (BSD-2); react-leaflet (Hippocratic-2.1); lucide-react, topojson-client, world-atlas (ISC); map tiles © OpenStreetMap contributors © CARTO</w:t>
+              <w:t>React, React Router, TanStack Query, Recharts, Tailwind, Vite (MIT); Leaflet (BSD-2); react-leaflet (Hippocratic-2.1); lucide-react, topojson-client, world-atlas (ISC); map tiles © OpenStreetMap contributors (ODbL)</w:t>
             </w:r>
           </w:p>
         </w:tc>

--- a/docs/FleetPulse_Solution_Document.docx
+++ b/docs/FleetPulse_Solution_Document.docx
@@ -21393,7 +21393,7 @@
               <w:rPr>
                 <w:sz w:val="18"/>
               </w:rPr>
-              <w:t>84 Go, 63 API, 10 analytics, 16 web</w:t>
+              <w:t>84 Go, 63 API, 10 analytics, 17 web</w:t>
             </w:r>
           </w:p>
         </w:tc>

--- a/docs/FleetPulse_Solution_Document.docx
+++ b/docs/FleetPulse_Solution_Document.docx
@@ -4949,7 +4949,7 @@
               <w:rPr>
                 <w:sz w:val="18"/>
               </w:rPr>
-              <w:t>1:25</w:t>
+              <w:t>1:45</w:t>
             </w:r>
           </w:p>
         </w:tc>
@@ -5154,7 +5154,7 @@
               <w:rPr>
                 <w:sz w:val="18"/>
               </w:rPr>
-              <w:t>1:40</w:t>
+              <w:t>1:30</w:t>
             </w:r>
           </w:p>
         </w:tc>
@@ -5359,7 +5359,7 @@
               <w:rPr>
                 <w:sz w:val="18"/>
               </w:rPr>
-              <w:t>1:50</w:t>
+              <w:t>2:00</w:t>
             </w:r>
           </w:p>
         </w:tc>
@@ -5564,7 +5564,7 @@
               <w:rPr>
                 <w:sz w:val="18"/>
               </w:rPr>
-              <w:t>2:05</w:t>
+              <w:t>2:15</w:t>
             </w:r>
           </w:p>
         </w:tc>
@@ -5769,7 +5769,7 @@
               <w:rPr>
                 <w:sz w:val="18"/>
               </w:rPr>
-              <w:t>2:15</w:t>
+              <w:t>2:20</w:t>
             </w:r>
           </w:p>
         </w:tc>
@@ -5974,7 +5974,7 @@
               <w:rPr>
                 <w:sz w:val="18"/>
               </w:rPr>
-              <w:t>2:35</w:t>
+              <w:t>2:40</w:t>
             </w:r>
           </w:p>
         </w:tc>
@@ -6179,7 +6179,7 @@
               <w:rPr>
                 <w:sz w:val="18"/>
               </w:rPr>
-              <w:t>2:45</w:t>
+              <w:t>2:47</w:t>
             </w:r>
           </w:p>
         </w:tc>
@@ -6384,7 +6384,7 @@
               <w:rPr>
                 <w:sz w:val="18"/>
               </w:rPr>
-              <w:t>2:50</w:t>
+              <w:t>3:00</w:t>
             </w:r>
           </w:p>
         </w:tc>
@@ -6589,7 +6589,7 @@
               <w:rPr>
                 <w:sz w:val="18"/>
               </w:rPr>
-              <w:t>3:00</w:t>
+              <w:t>3:12</w:t>
             </w:r>
           </w:p>
         </w:tc>
@@ -6794,7 +6794,7 @@
               <w:rPr>
                 <w:sz w:val="18"/>
               </w:rPr>
-              <w:t>3:30</w:t>
+              <w:t>3:35</w:t>
             </w:r>
           </w:p>
         </w:tc>
@@ -6999,7 +6999,7 @@
               <w:rPr>
                 <w:sz w:val="18"/>
               </w:rPr>
-              <w:t>3:45</w:t>
+              <w:t>3:42</w:t>
             </w:r>
           </w:p>
         </w:tc>
@@ -25294,7 +25294,7 @@
               <w:rPr>
                 <w:sz w:val="18"/>
               </w:rPr>
-              <w:t>send-sample.py + overheat scenario → alert in &lt; 1 s; live map; vehicle 360 with reasons; Schedule a repair; copilot proposal approved (viewer blocked, injection refused); analyst sees coarse locations; other tenant gets 404; audit verify and erasure</w:t>
+              <w:t>Three OEM formats, a bad record to the DLQ; overheat scenario → critical alert in &lt; 1 s; vehicle 360 with coolant crossing the alert line; live map; predictions with reasons and $; one-click work order; copilot proposal approved, injection refused; idle cost and driver safety; analyst sees 5 km cells, other tenant gets "not found"; audit verify and erasure</w:t>
             </w:r>
           </w:p>
         </w:tc>
@@ -25394,7 +25394,7 @@
               <w:rPr>
                 <w:sz w:val="18"/>
               </w:rPr>
-              <w:t>Architecture diagram; Grafana throughput, lag, p95 alert latency; kill a stream processor and watch recovery; k6 result and chaos report; one EXPLAIN before/after</w:t>
+              <w:t>Architecture diagram; Grafana throughput, lag and latency; kill a stream processor and watch recovery; chaos and load results; Helm and Terraform; one EXPLAIN before/after</w:t>
             </w:r>
           </w:p>
         </w:tc>
